--- a/documents/virtual-cfo-services-agreement.docx
+++ b/documents/virtual-cfo-services-agreement.docx
@@ -290,6 +290,14 @@
     <w:tbl>
       <w:tblPr>
         <w:tblW w:type="auto" w:w="0"/>
+        <w:tblBorders>
+          <w:top w:val="single" w:sz="4" w:space="0" w:color="CCCCCC"/>
+          <w:left w:val="single" w:sz="4" w:space="0" w:color="CCCCCC"/>
+          <w:bottom w:val="single" w:sz="4" w:space="0" w:color="CCCCCC"/>
+          <w:right w:val="single" w:sz="4" w:space="0" w:color="CCCCCC"/>
+          <w:insideH w:val="single" w:sz="4" w:space="0" w:color="CCCCCC"/>
+          <w:insideV w:val="single" w:sz="4" w:space="0" w:color="CCCCCC"/>
+        </w:tblBorders>
         <w:tblLayout w:type="autofit"/>
         <w:tblLook w:firstColumn="1" w:firstRow="1" w:lastColumn="0" w:lastRow="0" w:noHBand="0" w:noVBand="1" w:val="04A0"/>
       </w:tblPr>
@@ -303,17 +311,14 @@
             <w:tcW w:type="dxa" w:w="4320"/>
           </w:tcPr>
           <w:p>
+            <w:pPr>
+              <w:spacing w:before="80" w:after="80"/>
+            </w:pPr>
             <w:r>
-              <w:t>**For Client:**</w:t>
-              <w:br/>
-              <w:br/>
-              <w:t>_______________________</w:t>
-              <w:br/>
-              <w:t>By: [Name]</w:t>
-              <w:br/>
-              <w:t>Title: [Title]</w:t>
-              <w:br/>
-              <w:t>Date: _________________</w:t>
+              <w:rPr>
+                <w:b/>
+              </w:rPr>
+              <w:t>CLIENT</w:t>
             </w:r>
           </w:p>
         </w:tc>
@@ -322,17 +327,14 @@
             <w:tcW w:type="dxa" w:w="4320"/>
           </w:tcPr>
           <w:p>
+            <w:pPr>
+              <w:spacing w:before="80" w:after="80"/>
+            </w:pPr>
             <w:r>
-              <w:t>**For Provider:**</w:t>
-              <w:br/>
-              <w:br/>
-              <w:t>_______________________</w:t>
-              <w:br/>
-              <w:t>By: [Name]</w:t>
-              <w:br/>
-              <w:t>Title: [Title]</w:t>
-              <w:br/>
-              <w:t>Date: _________________</w:t>
+              <w:rPr>
+                <w:b/>
+              </w:rPr>
+              <w:t>PROVIDER</w:t>
             </w:r>
           </w:p>
         </w:tc>
@@ -342,13 +344,111 @@
           <w:tcPr>
             <w:tcW w:type="dxa" w:w="4320"/>
           </w:tcPr>
-          <w:p/>
+          <w:p>
+            <w:pPr>
+              <w:spacing w:before="80" w:after="80"/>
+            </w:pPr>
+            <w:r>
+              <w:t>Name:</w:t>
+            </w:r>
+          </w:p>
         </w:tc>
         <w:tc>
           <w:tcPr>
             <w:tcW w:type="dxa" w:w="4320"/>
           </w:tcPr>
-          <w:p/>
+          <w:p>
+            <w:pPr>
+              <w:spacing w:before="80" w:after="80"/>
+            </w:pPr>
+            <w:r>
+              <w:t>Name:</w:t>
+            </w:r>
+          </w:p>
+        </w:tc>
+      </w:tr>
+      <w:tr>
+        <w:tc>
+          <w:tcPr>
+            <w:tcW w:type="dxa" w:w="4320"/>
+          </w:tcPr>
+          <w:p>
+            <w:pPr>
+              <w:spacing w:before="80" w:after="80"/>
+            </w:pPr>
+            <w:r>
+              <w:t>Title:</w:t>
+            </w:r>
+          </w:p>
+        </w:tc>
+        <w:tc>
+          <w:tcPr>
+            <w:tcW w:type="dxa" w:w="4320"/>
+          </w:tcPr>
+          <w:p>
+            <w:pPr>
+              <w:spacing w:before="80" w:after="80"/>
+            </w:pPr>
+            <w:r>
+              <w:t>Title:</w:t>
+            </w:r>
+          </w:p>
+        </w:tc>
+      </w:tr>
+      <w:tr>
+        <w:tc>
+          <w:tcPr>
+            <w:tcW w:type="dxa" w:w="4320"/>
+          </w:tcPr>
+          <w:p>
+            <w:pPr>
+              <w:spacing w:before="80" w:after="80"/>
+            </w:pPr>
+            <w:r>
+              <w:t>Signature:</w:t>
+            </w:r>
+          </w:p>
+        </w:tc>
+        <w:tc>
+          <w:tcPr>
+            <w:tcW w:type="dxa" w:w="4320"/>
+          </w:tcPr>
+          <w:p>
+            <w:pPr>
+              <w:spacing w:before="80" w:after="80"/>
+            </w:pPr>
+            <w:r>
+              <w:t>Signature:</w:t>
+            </w:r>
+          </w:p>
+        </w:tc>
+      </w:tr>
+      <w:tr>
+        <w:tc>
+          <w:tcPr>
+            <w:tcW w:type="dxa" w:w="4320"/>
+          </w:tcPr>
+          <w:p>
+            <w:pPr>
+              <w:spacing w:before="80" w:after="80"/>
+            </w:pPr>
+            <w:r>
+              <w:t>Date:</w:t>
+            </w:r>
+          </w:p>
+        </w:tc>
+        <w:tc>
+          <w:tcPr>
+            <w:tcW w:type="dxa" w:w="4320"/>
+          </w:tcPr>
+          <w:p>
+            <w:pPr>
+              <w:spacing w:before="80" w:after="80"/>
+            </w:pPr>
+            <w:r>
+              <w:t>Date:</w:t>
+            </w:r>
+          </w:p>
         </w:tc>
       </w:tr>
     </w:tbl>
